--- a/templates/Novation.docx
+++ b/templates/Novation.docx
@@ -1,8 +1,8 @@
 
 <file path=word/document.xml><?xml version="1.0" encoding="utf-8"?>
-<w:document xmlns:wpc="http://schemas.microsoft.com/office/word/2010/wordprocessingCanvas" xmlns:cx="http://schemas.microsoft.com/office/drawing/2014/chartex" xmlns:cx1="http://schemas.microsoft.com/office/drawing/2015/9/8/chartex" xmlns:cx2="http://schemas.microsoft.com/office/drawing/2015/10/21/chartex" xmlns:cx3="http://schemas.microsoft.com/office/drawing/2016/5/9/chartex" xmlns:cx4="http://schemas.microsoft.com/office/drawing/2016/5/10/chartex" xmlns:cx5="http://schemas.microsoft.com/office/drawing/2016/5/11/chartex" xmlns:cx6="http://schemas.microsoft.com/office/drawing/2016/5/12/chartex" xmlns:cx7="http://schemas.microsoft.com/office/drawing/2016/5/13/chartex" xmlns:cx8="http://schemas.microsoft.com/office/drawing/2016/5/14/chartex" xmlns:mc="http://schemas.openxmlformats.org/markup-compatibility/2006" xmlns:m="http://schemas.openxmlformats.org/officeDocument/2006/math" xmlns:aink="http://schemas.microsoft.com/office/drawing/2016/ink" xmlns:am3d="http://schemas.microsoft.com/office/drawing/2017/model3d" xmlns:oel="http://schemas.microsoft.com/office/2019/extlst" xmlns:r="http://schemas.openxmlformats.org/officeDocument/2006/relationships" xmlns:wp14="http://schemas.microsoft.com/office/word/2010/wordprocessingDrawing" xmlns:wp="http://schemas.openxmlformats.org/drawingml/2006/wordprocessingDrawing" xmlns:wpg="http://schemas.microsoft.com/office/word/2010/wordprocessingGroup" xmlns:wpi="http://schemas.microsoft.com/office/word/2010/wordprocessingInk" xmlns:wps="http://schemas.microsoft.com/office/word/2010/wordprocessingShape" xmlns:o="urn:schemas-microsoft-com:office:office" xmlns:v="urn:schemas-microsoft-com:vml" xmlns:w10="urn:schemas-microsoft-com:office:word" xmlns:w="http://schemas.openxmlformats.org/wordprocessingml/2006/main" xmlns:w14="http://schemas.microsoft.com/office/word/2010/wordml" xmlns:w15="http://schemas.microsoft.com/office/word/2012/wordml" xmlns:w16cei="http://schemas.microsoft.com/office/word/2026/wordml/cei" xmlns:w16cex="http://schemas.microsoft.com/office/word/2018/wordml/cex" xmlns:w16cid="http://schemas.microsoft.com/office/word/2016/wordml/cid" xmlns:w16="http://schemas.microsoft.com/office/word/2018/wordml" xmlns:w16sdtdh="http://schemas.microsoft.com/office/word/2020/wordml/sdtdatahash" xmlns:w16sdtfl="http://schemas.microsoft.com/office/word/2024/wordml/sdtformatlock" xmlns:w16se="http://schemas.microsoft.com/office/word/2015/wordml/symex" xmlns:w16du="http://schemas.microsoft.com/office/word/2023/wordml/word16du" xmlns:wne="http://schemas.microsoft.com/office/word/2006/wordml" mc:Ignorable="w14 w15 w16se w16cid w16 w16cex w16sdtdh w16sdtfl w16du wp14">
+<w:document xmlns:ns1="http://schemas.openxmlformats.org/markup-compatibility/2006" xmlns:ns2="http://schemas.microsoft.com/office/word/2010/wordml" xmlns:w="http://schemas.openxmlformats.org/wordprocessingml/2006/main" ns1:Ignorable="w14 w15 w16se w16cid w16 w16cex w16sdtdh w16sdtfl w16du wp14">
   <w:body>
-    <w:p>
+    <w:p ns2:paraId="3EABF0AB" ns2:textId="77777777">
       <w:pPr>
         <w:pStyle w:val="Title"/>
         <w:rPr>
@@ -59,18 +59,18 @@
         <w:t>ENT</w:t>
       </w:r>
     </w:p>
-    <w:p>
+    <w:p ns2:paraId="653CAF0E" ns2:textId="77777777">
       <w:pPr>
         <w:pStyle w:val="BodyText"/>
       </w:pPr>
     </w:p>
-    <w:p>
+    <w:p ns2:paraId="64148B3E" ns2:textId="77777777">
       <w:pPr>
         <w:pStyle w:val="BodyText"/>
         <w:spacing w:before="54"/>
       </w:pPr>
     </w:p>
-    <w:p>
+    <w:p ns2:paraId="032EBD97" ns2:textId="274B21AD">
       <w:pPr>
         <w:pStyle w:val="BodyText"/>
         <w:ind w:left="721"/>
@@ -216,7 +216,7 @@
         <w:t xml:space="preserve"> </w:t>
       </w:r>
       <w:r>
-        <w:t>to as "Seller"), Same Day Home Solutions LLC (hereinafter referred to</w:t>
+        <w:t>to as "Seller"), {{COMPANY_NAME}} (hereinafter referred to</w:t>
       </w:r>
       <w:r>
         <w:rPr>
@@ -228,23 +228,23 @@
         <w:t>as "Buyer")</w:t>
       </w:r>
     </w:p>
-    <w:p>
+    <w:p ns2:paraId="332C0B32" ns2:textId="77777777">
       <w:pPr>
         <w:pStyle w:val="BodyText"/>
       </w:pPr>
     </w:p>
-    <w:p>
+    <w:p ns2:paraId="3BB63FA1" ns2:textId="77777777">
       <w:pPr>
         <w:pStyle w:val="BodyText"/>
       </w:pPr>
     </w:p>
-    <w:p>
+    <w:p ns2:paraId="59B3D263" ns2:textId="77777777">
       <w:pPr>
         <w:pStyle w:val="BodyText"/>
         <w:spacing w:before="121"/>
       </w:pPr>
     </w:p>
-    <w:p>
+    <w:p ns2:paraId="6FF7F3CA" ns2:textId="402FFFC9">
       <w:pPr>
         <w:spacing w:line="280" w:lineRule="auto"/>
         <w:ind w:left="721"/>
@@ -563,7 +563,7 @@
         <w:t xml:space="preserve">{{PURCHASE_PRICE}}                 </w:t>
       </w:r>
     </w:p>
-    <w:p>
+    <w:p ns2:paraId="165070A4" ns2:textId="77777777">
       <w:pPr>
         <w:pStyle w:val="BodyText"/>
         <w:ind w:left="721"/>
@@ -575,13 +575,13 @@
         <w:t>and</w:t>
       </w:r>
     </w:p>
-    <w:p>
+    <w:p ns2:paraId="26FDF868" ns2:textId="77777777">
       <w:pPr>
         <w:pStyle w:val="BodyText"/>
         <w:spacing w:before="64"/>
       </w:pPr>
     </w:p>
-    <w:p>
+    <w:p ns2:paraId="782F636D" ns2:textId="77777777">
       <w:pPr>
         <w:pStyle w:val="BodyText"/>
         <w:spacing w:line="278" w:lineRule="auto"/>
@@ -753,23 +753,23 @@
         <w:t>a new agreement with a new buyer, permitting the Property to be transferred directly to a Third-Party Purchaser; and</w:t>
       </w:r>
     </w:p>
-    <w:p>
+    <w:p ns2:paraId="4D064EE6" ns2:textId="77777777">
       <w:pPr>
         <w:pStyle w:val="BodyText"/>
       </w:pPr>
     </w:p>
-    <w:p>
+    <w:p ns2:paraId="060DA29A" ns2:textId="77777777">
       <w:pPr>
         <w:pStyle w:val="BodyText"/>
       </w:pPr>
     </w:p>
-    <w:p>
+    <w:p ns2:paraId="5423A7A4" ns2:textId="77777777">
       <w:pPr>
         <w:pStyle w:val="BodyText"/>
         <w:spacing w:before="89"/>
       </w:pPr>
     </w:p>
-    <w:p>
+    <w:p ns2:paraId="76E3132B" ns2:textId="77777777">
       <w:pPr>
         <w:pStyle w:val="BodyText"/>
         <w:tabs>
@@ -826,18 +826,18 @@
         <w:t>Party Purchaser"), having proposed a substitute Agreement of Sale, with related addenda and other documents, to be entered into between the Seller and the Third-Party Purchaser (together, the "Third-Party Agreement of Sale"), and</w:t>
       </w:r>
     </w:p>
-    <w:p>
+    <w:p ns2:paraId="00635B9A" ns2:textId="77777777">
       <w:pPr>
         <w:pStyle w:val="BodyText"/>
       </w:pPr>
     </w:p>
-    <w:p>
+    <w:p ns2:paraId="7EBDC389" ns2:textId="77777777">
       <w:pPr>
         <w:pStyle w:val="BodyText"/>
         <w:spacing w:before="172"/>
       </w:pPr>
     </w:p>
-    <w:p>
+    <w:p ns2:paraId="51035F7F" ns2:textId="77777777">
       <w:pPr>
         <w:pStyle w:val="BodyText"/>
         <w:spacing w:line="280" w:lineRule="auto"/>
@@ -982,13 +982,13 @@
         <w:t>the Property) under the Third-Party Agreement of Sale, with substituted obligations of the parties as set forth herein.</w:t>
       </w:r>
     </w:p>
-    <w:p>
+    <w:p ns2:paraId="0973759D" ns2:textId="77777777">
       <w:pPr>
         <w:pStyle w:val="BodyText"/>
         <w:spacing w:before="17"/>
       </w:pPr>
     </w:p>
-    <w:p>
+    <w:p ns2:paraId="2D73BFC9" ns2:textId="77777777">
       <w:pPr>
         <w:pStyle w:val="BodyText"/>
         <w:spacing w:line="276" w:lineRule="auto"/>
@@ -1124,18 +1124,18 @@
         <w:t>parties hereto, intending to be legally bound, do hereby agree as follows:</w:t>
       </w:r>
     </w:p>
-    <w:p>
+    <w:p ns2:paraId="4C913AE4" ns2:textId="77777777">
       <w:pPr>
         <w:pStyle w:val="BodyText"/>
       </w:pPr>
     </w:p>
-    <w:p>
+    <w:p ns2:paraId="7A8D117E" ns2:textId="77777777">
       <w:pPr>
         <w:pStyle w:val="BodyText"/>
         <w:spacing w:before="169"/>
       </w:pPr>
     </w:p>
-    <w:p>
+    <w:p ns2:paraId="10E518B8" ns2:textId="77777777">
       <w:pPr>
         <w:pStyle w:val="ListParagraph"/>
         <w:numPr>
@@ -1289,18 +1289,18 @@
         <w:t>the execution of this Novation and Indemnity Agreement, Seller will execute the Third-Party Real Estate Purchase Agreement and all addendum related thereto.</w:t>
       </w:r>
     </w:p>
-    <w:p>
+    <w:p ns2:paraId="3FF20DC1" ns2:textId="77777777">
       <w:pPr>
         <w:pStyle w:val="BodyText"/>
       </w:pPr>
     </w:p>
-    <w:p>
+    <w:p ns2:paraId="440686D2" ns2:textId="77777777">
       <w:pPr>
         <w:pStyle w:val="BodyText"/>
         <w:spacing w:before="167"/>
       </w:pPr>
     </w:p>
-    <w:p>
+    <w:p ns2:paraId="496EFABC" ns2:textId="77777777">
       <w:pPr>
         <w:pStyle w:val="ListParagraph"/>
         <w:numPr>
@@ -1766,23 +1766,23 @@
         <w:t>purchase price payable under the Third-Party Real Estate Purchase Agreement.</w:t>
       </w:r>
     </w:p>
-    <w:p>
+    <w:p ns2:paraId="4195CCF9" ns2:textId="77777777">
       <w:pPr>
         <w:pStyle w:val="BodyText"/>
       </w:pPr>
     </w:p>
-    <w:p>
+    <w:p ns2:paraId="2AE53BA8" ns2:textId="77777777">
       <w:pPr>
         <w:pStyle w:val="BodyText"/>
       </w:pPr>
     </w:p>
-    <w:p>
+    <w:p ns2:paraId="372E75A5" ns2:textId="77777777">
       <w:pPr>
         <w:pStyle w:val="BodyText"/>
         <w:spacing w:before="99"/>
       </w:pPr>
     </w:p>
-    <w:p>
+    <w:p ns2:paraId="0C641E13" ns2:textId="77777777">
       <w:pPr>
         <w:pStyle w:val="ListParagraph"/>
         <w:numPr>
@@ -2183,7 +2183,7 @@
         <w:t>addendum thereto, and that it will indemnify and hold Seller harmless from and against any and all such obligations. Seller shall have no responsibility or liability to perform or pay for such renovations, provided the Seller is not in default of any terms of the Real Estate Purchase Agreement, this</w:t>
       </w:r>
     </w:p>
-    <w:p>
+    <w:p ns2:paraId="77E27E4A" ns2:textId="77777777">
       <w:pPr>
         <w:pStyle w:val="ListParagraph"/>
         <w:spacing w:line="280" w:lineRule="auto"/>
@@ -2198,7 +2198,7 @@
         </w:sectPr>
       </w:pPr>
     </w:p>
-    <w:p>
+    <w:p ns2:paraId="4713D059" ns2:textId="77777777">
       <w:pPr>
         <w:pStyle w:val="BodyText"/>
         <w:spacing w:before="68" w:line="280" w:lineRule="auto"/>
@@ -2299,18 +2299,18 @@
         <w:t>Agreement (collectively “Contracts”).</w:t>
       </w:r>
     </w:p>
-    <w:p>
+    <w:p ns2:paraId="5E2CBCB9" ns2:textId="77777777">
       <w:pPr>
         <w:pStyle w:val="BodyText"/>
       </w:pPr>
     </w:p>
-    <w:p>
+    <w:p ns2:paraId="7550EF9A" ns2:textId="77777777">
       <w:pPr>
         <w:pStyle w:val="BodyText"/>
         <w:spacing w:before="166"/>
       </w:pPr>
     </w:p>
-    <w:p>
+    <w:p ns2:paraId="3D04E473" ns2:textId="77777777">
       <w:pPr>
         <w:pStyle w:val="ListParagraph"/>
         <w:numPr>
@@ -2867,18 +2867,18 @@
         <w:t>liable for the cost of the repair for such damage.</w:t>
       </w:r>
     </w:p>
-    <w:p>
+    <w:p ns2:paraId="7FBCF334" ns2:textId="77777777">
       <w:pPr>
         <w:pStyle w:val="BodyText"/>
       </w:pPr>
     </w:p>
-    <w:p>
+    <w:p ns2:paraId="0ECB1385" ns2:textId="77777777">
       <w:pPr>
         <w:pStyle w:val="BodyText"/>
         <w:spacing w:before="160"/>
       </w:pPr>
     </w:p>
-    <w:p>
+    <w:p ns2:paraId="1FB891F0" ns2:textId="77777777">
       <w:pPr>
         <w:pStyle w:val="BodyText"/>
         <w:spacing w:line="278" w:lineRule="auto"/>
@@ -3041,7 +3041,7 @@
         <w:t>to Seller's obligations to the Third-Party Purchaser under the Third-Party Real Estate Purchase Agreement, provided Seller has not defaulted under the terms of the</w:t>
       </w:r>
     </w:p>
-    <w:p>
+    <w:p ns2:paraId="06C355A5" ns2:textId="77777777">
       <w:pPr>
         <w:pStyle w:val="BodyText"/>
         <w:spacing w:before="3"/>
@@ -3054,23 +3054,23 @@
         <w:t>Contracts.</w:t>
       </w:r>
     </w:p>
-    <w:p>
+    <w:p ns2:paraId="0EB949ED" ns2:textId="77777777">
       <w:pPr>
         <w:pStyle w:val="BodyText"/>
       </w:pPr>
     </w:p>
-    <w:p>
+    <w:p ns2:paraId="7555B84D" ns2:textId="77777777">
       <w:pPr>
         <w:pStyle w:val="BodyText"/>
       </w:pPr>
     </w:p>
-    <w:p>
+    <w:p ns2:paraId="748C4C71" ns2:textId="77777777">
       <w:pPr>
         <w:pStyle w:val="BodyText"/>
         <w:spacing w:before="17"/>
       </w:pPr>
     </w:p>
-    <w:p>
+    <w:p ns2:paraId="455D8F99" ns2:textId="17DE2C65">
       <w:pPr>
         <w:pStyle w:val="ListParagraph"/>
         <w:numPr>
@@ -3628,7 +3628,7 @@
         <w:t>shall authorize the escrow agent to pay / disburse the balance of the net proceeds immediately to the Buyer</w:t>
       </w:r>
     </w:p>
-    <w:p>
+    <w:p ns2:paraId="315AC6DC" ns2:textId="77777777">
       <w:pPr>
         <w:pStyle w:val="BodyText"/>
         <w:spacing w:before="7"/>
@@ -3686,13 +3686,13 @@
         <w:t>closing.</w:t>
       </w:r>
     </w:p>
-    <w:p>
+    <w:p ns2:paraId="028BBD71" ns2:textId="77777777">
       <w:pPr>
         <w:pStyle w:val="BodyText"/>
         <w:spacing w:before="122"/>
       </w:pPr>
     </w:p>
-    <w:p>
+    <w:p ns2:paraId="45EF5185" ns2:textId="77777777">
       <w:pPr>
         <w:pStyle w:val="ListParagraph"/>
         <w:numPr>
@@ -4343,13 +4343,13 @@
         <w:t>agreed to pay.</w:t>
       </w:r>
     </w:p>
-    <w:p>
+    <w:p ns2:paraId="09174160" ns2:textId="77777777">
       <w:pPr>
         <w:pStyle w:val="BodyText"/>
         <w:spacing w:before="30"/>
       </w:pPr>
     </w:p>
-    <w:p>
+    <w:p ns2:paraId="5C33B320" ns2:textId="77777777">
       <w:pPr>
         <w:pStyle w:val="ListParagraph"/>
         <w:numPr>
@@ -4855,7 +4855,7 @@
         <w:t>originals.</w:t>
       </w:r>
     </w:p>
-    <w:p>
+    <w:p ns2:paraId="466BB5C1" ns2:textId="77777777">
       <w:pPr>
         <w:pStyle w:val="ListParagraph"/>
         <w:spacing w:line="278" w:lineRule="auto"/>
@@ -4869,7 +4869,7 @@
         </w:sectPr>
       </w:pPr>
     </w:p>
-    <w:p>
+    <w:p ns2:paraId="2D2892DE" ns2:textId="77777777">
       <w:pPr>
         <w:pStyle w:val="BodyText"/>
         <w:spacing w:before="81" w:line="280" w:lineRule="auto"/>
@@ -5030,48 +5030,48 @@
         <w:t>Written.</w:t>
       </w:r>
     </w:p>
-    <w:p>
+    <w:p ns2:paraId="08971BC1" ns2:textId="77777777">
       <w:pPr>
         <w:pStyle w:val="BodyText"/>
       </w:pPr>
     </w:p>
-    <w:p>
+    <w:p ns2:paraId="28106B12" ns2:textId="77777777">
       <w:pPr>
         <w:pStyle w:val="BodyText"/>
       </w:pPr>
     </w:p>
-    <w:p>
+    <w:p ns2:paraId="18E84E9C" ns2:textId="77777777">
       <w:pPr>
         <w:pStyle w:val="BodyText"/>
       </w:pPr>
     </w:p>
-    <w:p>
+    <w:p ns2:paraId="231C6B93" ns2:textId="77777777">
       <w:pPr>
         <w:pStyle w:val="BodyText"/>
       </w:pPr>
     </w:p>
-    <w:p>
+    <w:p ns2:paraId="1457A306" ns2:textId="77777777">
       <w:pPr>
         <w:pStyle w:val="BodyText"/>
       </w:pPr>
     </w:p>
-    <w:p>
+    <w:p ns2:paraId="0115CEA3" ns2:textId="77777777">
       <w:pPr>
         <w:pStyle w:val="BodyText"/>
       </w:pPr>
     </w:p>
-    <w:p>
+    <w:p ns2:paraId="3CA4F232" ns2:textId="77777777">
       <w:pPr>
         <w:pStyle w:val="BodyText"/>
       </w:pPr>
     </w:p>
-    <w:p>
+    <w:p ns2:paraId="1EEC3DBC" ns2:textId="77777777">
       <w:pPr>
         <w:pStyle w:val="BodyText"/>
         <w:spacing w:before="65"/>
       </w:pPr>
     </w:p>
-    <w:p>
+    <w:p ns2:paraId="680924DE" ns2:textId="77777777">
       <w:pPr>
         <w:pStyle w:val="BodyText"/>
         <w:tabs>
@@ -5094,7 +5094,7 @@
         <w:t>BUYER:</w:t>
       </w:r>
     </w:p>
-    <w:p>
+    <w:p ns2:paraId="41D8551B" ns2:textId="77777777">
       <w:pPr>
         <w:pStyle w:val="BodyText"/>
         <w:tabs>
@@ -5135,7 +5135,7 @@
         <w:tab/>
       </w:r>
     </w:p>
-    <w:p>
+    <w:p ns2:paraId="2345BB56" ns2:textId="77777777">
       <w:pPr>
         <w:pStyle w:val="BodyText"/>
         <w:tabs>
@@ -5150,7 +5150,7 @@
         </w:rPr>
       </w:pPr>
     </w:p>
-    <w:p>
+    <w:p ns2:paraId="45309381" ns2:textId="77777777">
       <w:pPr>
         <w:pStyle w:val="BodyText"/>
         <w:tabs>
@@ -5165,7 +5165,7 @@
         </w:rPr>
       </w:pPr>
     </w:p>
-    <w:p>
+    <w:p ns2:paraId="73979DB8" ns2:textId="77777777">
       <w:pPr>
         <w:pStyle w:val="BodyText"/>
         <w:tabs>
@@ -5180,7 +5180,7 @@
         </w:rPr>
       </w:pPr>
     </w:p>
-    <w:p>
+    <w:p ns2:paraId="1A8A7E3A" ns2:textId="77777777">
       <w:pPr>
         <w:pStyle w:val="BodyText"/>
         <w:tabs>
@@ -5195,7 +5195,7 @@
         </w:rPr>
       </w:pPr>
     </w:p>
-    <w:p>
+    <w:p ns2:paraId="4E193D94" ns2:textId="77777777">
       <w:pPr>
         <w:pStyle w:val="BodyText"/>
         <w:tabs>
@@ -5210,7 +5210,7 @@
         </w:rPr>
       </w:pPr>
     </w:p>
-    <w:p/>
+    <w:p ns2:paraId="029DFA7E" ns2:textId="0A497220"/>
     <w:sectPr>
       <w:pgSz w:w="12240" w:h="15840"/>
       <w:pgMar w:top="1300" w:right="1440" w:bottom="280" w:left="1440" w:header="720" w:footer="720" w:gutter="0"/>
